--- a/tillsyn/A 29756-2023 tillsynsbegäran.docx
+++ b/tillsyn/A 29756-2023 tillsynsbegäran.docx
@@ -218,7 +218,7 @@
     <w:r>
       <w:tab/>
       <w:tab/>
-      <w:t>2025-03-25</w:t>
+      <w:t>2025-03-26</w:t>
       <w:br/>
       <w:br/>
     </w:r>

--- a/tillsyn/A 29756-2023 tillsynsbegäran.docx
+++ b/tillsyn/A 29756-2023 tillsynsbegäran.docx
@@ -218,7 +218,7 @@
     <w:r>
       <w:tab/>
       <w:tab/>
-      <w:t>2025-03-26</w:t>
+      <w:t>2025-03-27</w:t>
       <w:br/>
       <w:br/>
     </w:r>

--- a/tillsyn/A 29756-2023 tillsynsbegäran.docx
+++ b/tillsyn/A 29756-2023 tillsynsbegäran.docx
@@ -218,7 +218,7 @@
     <w:r>
       <w:tab/>
       <w:tab/>
-      <w:t>2025-03-27</w:t>
+      <w:t>2025-03-28</w:t>
       <w:br/>
       <w:br/>
     </w:r>

--- a/tillsyn/A 29756-2023 tillsynsbegäran.docx
+++ b/tillsyn/A 29756-2023 tillsynsbegäran.docx
@@ -218,7 +218,7 @@
     <w:r>
       <w:tab/>
       <w:tab/>
-      <w:t>2025-04-02</w:t>
+      <w:t>2025-04-03</w:t>
       <w:br/>
       <w:br/>
     </w:r>

--- a/tillsyn/A 29756-2023 tillsynsbegäran.docx
+++ b/tillsyn/A 29756-2023 tillsynsbegäran.docx
@@ -218,7 +218,7 @@
     <w:r>
       <w:tab/>
       <w:tab/>
-      <w:t>2025-04-03</w:t>
+      <w:t>2025-04-05</w:t>
       <w:br/>
       <w:br/>
     </w:r>

--- a/tillsyn/A 29756-2023 tillsynsbegäran.docx
+++ b/tillsyn/A 29756-2023 tillsynsbegäran.docx
@@ -218,7 +218,7 @@
     <w:r>
       <w:tab/>
       <w:tab/>
-      <w:t>2025-04-05</w:t>
+      <w:t>2025-04-06</w:t>
       <w:br/>
       <w:br/>
     </w:r>

--- a/tillsyn/A 29756-2023 tillsynsbegäran.docx
+++ b/tillsyn/A 29756-2023 tillsynsbegäran.docx
@@ -218,7 +218,7 @@
     <w:r>
       <w:tab/>
       <w:tab/>
-      <w:t>2025-04-06</w:t>
+      <w:t>2025-04-07</w:t>
       <w:br/>
       <w:br/>
     </w:r>

--- a/tillsyn/A 29756-2023 tillsynsbegäran.docx
+++ b/tillsyn/A 29756-2023 tillsynsbegäran.docx
@@ -218,7 +218,7 @@
     <w:r>
       <w:tab/>
       <w:tab/>
-      <w:t>2025-04-07</w:t>
+      <w:t>2025-04-08</w:t>
       <w:br/>
       <w:br/>
     </w:r>

--- a/tillsyn/A 29756-2023 tillsynsbegäran.docx
+++ b/tillsyn/A 29756-2023 tillsynsbegäran.docx
@@ -218,7 +218,7 @@
     <w:r>
       <w:tab/>
       <w:tab/>
-      <w:t>2025-04-08</w:t>
+      <w:t>2025-04-09</w:t>
       <w:br/>
       <w:br/>
     </w:r>

--- a/tillsyn/A 29756-2023 tillsynsbegäran.docx
+++ b/tillsyn/A 29756-2023 tillsynsbegäran.docx
@@ -90,6 +90,17 @@
         <w:t>Figur 1. Fyndplatser för naturvårdsarter i det avverkningsanmälda området (röd linje). Markörer utan svart kant är placerade på fyndplatsen. Markörer med svart kant är placerade vid sidan av fyndplatsen och har ett svart streck som visar fyndplatsens exakta position. Kartans mittpunktskoordinat är N 6591746, E 388429 i SWEREF 99 TM.</w:t>
       </w:r>
     </w:p>
+    <w:p>
+      <w:r>
+        <w:rPr>
+          <w:b/>
+        </w:rPr>
+        <w:t>Stiftgelélav (NT)</w:t>
+      </w:r>
+      <w:r>
+        <w:t xml:space="preserve"> växer på gamla aspar och sälgar i blandskogar med hög luftfuktighet. Slutavverkning och vedhuggning är de största hoten och lokaler bör undantas från rationell skogsskötsel. På lång sikt måste inslaget av asp öka i svensk skog (SLU Artdatabanken, 2024).</w:t>
+      </w:r>
+    </w:p>
     <w:sectPr>
       <w:headerReference w:type="even" r:id="rId8"/>
       <w:headerReference w:type="default" r:id="rId9"/>
@@ -218,7 +229,7 @@
     <w:r>
       <w:tab/>
       <w:tab/>
-      <w:t>2025-04-09</w:t>
+      <w:t>2025-04-10</w:t>
       <w:br/>
       <w:br/>
     </w:r>

--- a/tillsyn/A 29756-2023 tillsynsbegäran.docx
+++ b/tillsyn/A 29756-2023 tillsynsbegäran.docx
@@ -229,7 +229,7 @@
     <w:r>
       <w:tab/>
       <w:tab/>
-      <w:t>2025-04-10</w:t>
+      <w:t>2025-04-11</w:t>
       <w:br/>
       <w:br/>
     </w:r>

--- a/tillsyn/A 29756-2023 tillsynsbegäran.docx
+++ b/tillsyn/A 29756-2023 tillsynsbegäran.docx
@@ -229,7 +229,7 @@
     <w:r>
       <w:tab/>
       <w:tab/>
-      <w:t>2025-04-11</w:t>
+      <w:t>2025-04-12</w:t>
       <w:br/>
       <w:br/>
     </w:r>

--- a/tillsyn/A 29756-2023 tillsynsbegäran.docx
+++ b/tillsyn/A 29756-2023 tillsynsbegäran.docx
@@ -229,7 +229,7 @@
     <w:r>
       <w:tab/>
       <w:tab/>
-      <w:t>2025-04-12</w:t>
+      <w:t>2025-04-13</w:t>
       <w:br/>
       <w:br/>
     </w:r>

--- a/tillsyn/A 29756-2023 tillsynsbegäran.docx
+++ b/tillsyn/A 29756-2023 tillsynsbegäran.docx
@@ -229,7 +229,7 @@
     <w:r>
       <w:tab/>
       <w:tab/>
-      <w:t>2025-04-13</w:t>
+      <w:t>2025-04-14</w:t>
       <w:br/>
       <w:br/>
     </w:r>

--- a/tillsyn/A 29756-2023 tillsynsbegäran.docx
+++ b/tillsyn/A 29756-2023 tillsynsbegäran.docx
@@ -229,7 +229,7 @@
     <w:r>
       <w:tab/>
       <w:tab/>
-      <w:t>2025-04-14</w:t>
+      <w:t>2025-04-15</w:t>
       <w:br/>
       <w:br/>
     </w:r>

--- a/tillsyn/A 29756-2023 tillsynsbegäran.docx
+++ b/tillsyn/A 29756-2023 tillsynsbegäran.docx
@@ -229,7 +229,7 @@
     <w:r>
       <w:tab/>
       <w:tab/>
-      <w:t>2025-04-15</w:t>
+      <w:t>2025-04-16</w:t>
       <w:br/>
       <w:br/>
     </w:r>

--- a/tillsyn/A 29756-2023 tillsynsbegäran.docx
+++ b/tillsyn/A 29756-2023 tillsynsbegäran.docx
@@ -229,7 +229,7 @@
     <w:r>
       <w:tab/>
       <w:tab/>
-      <w:t>2025-04-16</w:t>
+      <w:t>2025-04-17</w:t>
       <w:br/>
       <w:br/>
     </w:r>

--- a/tillsyn/A 29756-2023 tillsynsbegäran.docx
+++ b/tillsyn/A 29756-2023 tillsynsbegäran.docx
@@ -229,7 +229,7 @@
     <w:r>
       <w:tab/>
       <w:tab/>
-      <w:t>2025-04-17</w:t>
+      <w:t>2025-04-18</w:t>
       <w:br/>
       <w:br/>
     </w:r>

--- a/tillsyn/A 29756-2023 tillsynsbegäran.docx
+++ b/tillsyn/A 29756-2023 tillsynsbegäran.docx
@@ -229,7 +229,7 @@
     <w:r>
       <w:tab/>
       <w:tab/>
-      <w:t>2025-05-03</w:t>
+      <w:t>2025-05-04</w:t>
       <w:br/>
       <w:br/>
     </w:r>

--- a/tillsyn/A 29756-2023 tillsynsbegäran.docx
+++ b/tillsyn/A 29756-2023 tillsynsbegäran.docx
@@ -229,7 +229,7 @@
     <w:r>
       <w:tab/>
       <w:tab/>
-      <w:t>2025-05-04</w:t>
+      <w:t>2025-05-06</w:t>
       <w:br/>
       <w:br/>
     </w:r>

--- a/tillsyn/A 29756-2023 tillsynsbegäran.docx
+++ b/tillsyn/A 29756-2023 tillsynsbegäran.docx
@@ -229,7 +229,7 @@
     <w:r>
       <w:tab/>
       <w:tab/>
-      <w:t>2025-05-06</w:t>
+      <w:t>2025-05-07</w:t>
       <w:br/>
       <w:br/>
     </w:r>

--- a/tillsyn/A 29756-2023 tillsynsbegäran.docx
+++ b/tillsyn/A 29756-2023 tillsynsbegäran.docx
@@ -229,7 +229,7 @@
     <w:r>
       <w:tab/>
       <w:tab/>
-      <w:t>2025-05-07</w:t>
+      <w:t>2025-05-08</w:t>
       <w:br/>
       <w:br/>
     </w:r>

--- a/tillsyn/A 29756-2023 tillsynsbegäran.docx
+++ b/tillsyn/A 29756-2023 tillsynsbegäran.docx
@@ -229,7 +229,7 @@
     <w:r>
       <w:tab/>
       <w:tab/>
-      <w:t>2025-05-08</w:t>
+      <w:t>2025-05-09</w:t>
       <w:br/>
       <w:br/>
     </w:r>

--- a/tillsyn/A 29756-2023 tillsynsbegäran.docx
+++ b/tillsyn/A 29756-2023 tillsynsbegäran.docx
@@ -229,7 +229,7 @@
     <w:r>
       <w:tab/>
       <w:tab/>
-      <w:t>2025-05-09</w:t>
+      <w:t>2025-05-10</w:t>
       <w:br/>
       <w:br/>
     </w:r>

--- a/tillsyn/A 29756-2023 tillsynsbegäran.docx
+++ b/tillsyn/A 29756-2023 tillsynsbegäran.docx
@@ -229,7 +229,7 @@
     <w:r>
       <w:tab/>
       <w:tab/>
-      <w:t>2025-05-10</w:t>
+      <w:t>2025-05-11</w:t>
       <w:br/>
       <w:br/>
     </w:r>

--- a/tillsyn/A 29756-2023 tillsynsbegäran.docx
+++ b/tillsyn/A 29756-2023 tillsynsbegäran.docx
@@ -229,7 +229,7 @@
     <w:r>
       <w:tab/>
       <w:tab/>
-      <w:t>2025-05-11</w:t>
+      <w:t>2025-05-12</w:t>
       <w:br/>
       <w:br/>
     </w:r>

--- a/tillsyn/A 29756-2023 tillsynsbegäran.docx
+++ b/tillsyn/A 29756-2023 tillsynsbegäran.docx
@@ -229,7 +229,7 @@
     <w:r>
       <w:tab/>
       <w:tab/>
-      <w:t>2025-05-12</w:t>
+      <w:t>2025-05-13</w:t>
       <w:br/>
       <w:br/>
     </w:r>

--- a/tillsyn/A 29756-2023 tillsynsbegäran.docx
+++ b/tillsyn/A 29756-2023 tillsynsbegäran.docx
@@ -229,7 +229,7 @@
     <w:r>
       <w:tab/>
       <w:tab/>
-      <w:t>2025-05-13</w:t>
+      <w:t>2025-05-14</w:t>
       <w:br/>
       <w:br/>
     </w:r>

--- a/tillsyn/A 29756-2023 tillsynsbegäran.docx
+++ b/tillsyn/A 29756-2023 tillsynsbegäran.docx
@@ -229,7 +229,7 @@
     <w:r>
       <w:tab/>
       <w:tab/>
-      <w:t>2025-05-14</w:t>
+      <w:t>2025-05-15</w:t>
       <w:br/>
       <w:br/>
     </w:r>

--- a/tillsyn/A 29756-2023 tillsynsbegäran.docx
+++ b/tillsyn/A 29756-2023 tillsynsbegäran.docx
@@ -229,7 +229,7 @@
     <w:r>
       <w:tab/>
       <w:tab/>
-      <w:t>2025-05-15</w:t>
+      <w:t>2025-05-16</w:t>
       <w:br/>
       <w:br/>
     </w:r>

--- a/tillsyn/A 29756-2023 tillsynsbegäran.docx
+++ b/tillsyn/A 29756-2023 tillsynsbegäran.docx
@@ -229,7 +229,7 @@
     <w:r>
       <w:tab/>
       <w:tab/>
-      <w:t>2025-05-16</w:t>
+      <w:t>2025-05-17</w:t>
       <w:br/>
       <w:br/>
     </w:r>

--- a/tillsyn/A 29756-2023 tillsynsbegäran.docx
+++ b/tillsyn/A 29756-2023 tillsynsbegäran.docx
@@ -229,7 +229,7 @@
     <w:r>
       <w:tab/>
       <w:tab/>
-      <w:t>2025-05-17</w:t>
+      <w:t>2025-05-18</w:t>
       <w:br/>
       <w:br/>
     </w:r>

--- a/tillsyn/A 29756-2023 tillsynsbegäran.docx
+++ b/tillsyn/A 29756-2023 tillsynsbegäran.docx
@@ -229,7 +229,7 @@
     <w:r>
       <w:tab/>
       <w:tab/>
-      <w:t>2025-05-18</w:t>
+      <w:t>2025-05-19</w:t>
       <w:br/>
       <w:br/>
     </w:r>

--- a/tillsyn/A 29756-2023 tillsynsbegäran.docx
+++ b/tillsyn/A 29756-2023 tillsynsbegäran.docx
@@ -229,7 +229,7 @@
     <w:r>
       <w:tab/>
       <w:tab/>
-      <w:t>2025-05-19</w:t>
+      <w:t>2025-05-20</w:t>
       <w:br/>
       <w:br/>
     </w:r>

--- a/tillsyn/A 29756-2023 tillsynsbegäran.docx
+++ b/tillsyn/A 29756-2023 tillsynsbegäran.docx
@@ -229,7 +229,7 @@
     <w:r>
       <w:tab/>
       <w:tab/>
-      <w:t>2025-05-20</w:t>
+      <w:t>2025-05-21</w:t>
       <w:br/>
       <w:br/>
     </w:r>

--- a/tillsyn/A 29756-2023 tillsynsbegäran.docx
+++ b/tillsyn/A 29756-2023 tillsynsbegäran.docx
@@ -229,7 +229,7 @@
     <w:r>
       <w:tab/>
       <w:tab/>
-      <w:t>2025-05-21</w:t>
+      <w:t>2025-05-22</w:t>
       <w:br/>
       <w:br/>
     </w:r>

--- a/tillsyn/A 29756-2023 tillsynsbegäran.docx
+++ b/tillsyn/A 29756-2023 tillsynsbegäran.docx
@@ -229,7 +229,7 @@
     <w:r>
       <w:tab/>
       <w:tab/>
-      <w:t>2025-05-22</w:t>
+      <w:t>2025-05-23</w:t>
       <w:br/>
       <w:br/>
     </w:r>

--- a/tillsyn/A 29756-2023 tillsynsbegäran.docx
+++ b/tillsyn/A 29756-2023 tillsynsbegäran.docx
@@ -229,7 +229,7 @@
     <w:r>
       <w:tab/>
       <w:tab/>
-      <w:t>2025-05-23</w:t>
+      <w:t>2025-05-24</w:t>
       <w:br/>
       <w:br/>
     </w:r>

--- a/tillsyn/A 29756-2023 tillsynsbegäran.docx
+++ b/tillsyn/A 29756-2023 tillsynsbegäran.docx
@@ -229,7 +229,7 @@
     <w:r>
       <w:tab/>
       <w:tab/>
-      <w:t>2025-05-24</w:t>
+      <w:t>2025-05-25</w:t>
       <w:br/>
       <w:br/>
     </w:r>

--- a/tillsyn/A 29756-2023 tillsynsbegäran.docx
+++ b/tillsyn/A 29756-2023 tillsynsbegäran.docx
@@ -229,7 +229,7 @@
     <w:r>
       <w:tab/>
       <w:tab/>
-      <w:t>2025-05-25</w:t>
+      <w:t>2025-05-26</w:t>
       <w:br/>
       <w:br/>
     </w:r>

--- a/tillsyn/A 29756-2023 tillsynsbegäran.docx
+++ b/tillsyn/A 29756-2023 tillsynsbegäran.docx
@@ -229,7 +229,7 @@
     <w:r>
       <w:tab/>
       <w:tab/>
-      <w:t>2025-05-26</w:t>
+      <w:t>2025-05-27</w:t>
       <w:br/>
       <w:br/>
     </w:r>

--- a/tillsyn/A 29756-2023 tillsynsbegäran.docx
+++ b/tillsyn/A 29756-2023 tillsynsbegäran.docx
@@ -229,7 +229,7 @@
     <w:r>
       <w:tab/>
       <w:tab/>
-      <w:t>2025-05-27</w:t>
+      <w:t>2025-05-30</w:t>
       <w:br/>
       <w:br/>
     </w:r>

--- a/tillsyn/A 29756-2023 tillsynsbegäran.docx
+++ b/tillsyn/A 29756-2023 tillsynsbegäran.docx
@@ -229,7 +229,7 @@
     <w:r>
       <w:tab/>
       <w:tab/>
-      <w:t>2025-05-30</w:t>
+      <w:t>2025-06-01</w:t>
       <w:br/>
       <w:br/>
     </w:r>

--- a/tillsyn/A 29756-2023 tillsynsbegäran.docx
+++ b/tillsyn/A 29756-2023 tillsynsbegäran.docx
@@ -229,7 +229,7 @@
     <w:r>
       <w:tab/>
       <w:tab/>
-      <w:t>2025-06-01</w:t>
+      <w:t>2025-06-02</w:t>
       <w:br/>
       <w:br/>
     </w:r>

--- a/tillsyn/A 29756-2023 tillsynsbegäran.docx
+++ b/tillsyn/A 29756-2023 tillsynsbegäran.docx
@@ -229,7 +229,7 @@
     <w:r>
       <w:tab/>
       <w:tab/>
-      <w:t>2025-06-02</w:t>
+      <w:t>2025-06-03</w:t>
       <w:br/>
       <w:br/>
     </w:r>

--- a/tillsyn/A 29756-2023 tillsynsbegäran.docx
+++ b/tillsyn/A 29756-2023 tillsynsbegäran.docx
@@ -229,7 +229,7 @@
     <w:r>
       <w:tab/>
       <w:tab/>
-      <w:t>2025-06-03</w:t>
+      <w:t>2025-06-04</w:t>
       <w:br/>
       <w:br/>
     </w:r>

--- a/tillsyn/A 29756-2023 tillsynsbegäran.docx
+++ b/tillsyn/A 29756-2023 tillsynsbegäran.docx
@@ -229,7 +229,7 @@
     <w:r>
       <w:tab/>
       <w:tab/>
-      <w:t>2025-06-04</w:t>
+      <w:t>2025-06-05</w:t>
       <w:br/>
       <w:br/>
     </w:r>

--- a/tillsyn/A 29756-2023 tillsynsbegäran.docx
+++ b/tillsyn/A 29756-2023 tillsynsbegäran.docx
@@ -229,7 +229,7 @@
     <w:r>
       <w:tab/>
       <w:tab/>
-      <w:t>2025-06-05</w:t>
+      <w:t>2025-06-13</w:t>
       <w:br/>
       <w:br/>
     </w:r>

--- a/tillsyn/A 29756-2023 tillsynsbegäran.docx
+++ b/tillsyn/A 29756-2023 tillsynsbegäran.docx
@@ -229,7 +229,7 @@
     <w:r>
       <w:tab/>
       <w:tab/>
-      <w:t>2025-06-13</w:t>
+      <w:t>2025-06-15</w:t>
       <w:br/>
       <w:br/>
     </w:r>

--- a/tillsyn/A 29756-2023 tillsynsbegäran.docx
+++ b/tillsyn/A 29756-2023 tillsynsbegäran.docx
@@ -229,7 +229,7 @@
     <w:r>
       <w:tab/>
       <w:tab/>
-      <w:t>2025-06-15</w:t>
+      <w:t>2025-06-16</w:t>
       <w:br/>
       <w:br/>
     </w:r>

--- a/tillsyn/A 29756-2023 tillsynsbegäran.docx
+++ b/tillsyn/A 29756-2023 tillsynsbegäran.docx
@@ -229,7 +229,7 @@
     <w:r>
       <w:tab/>
       <w:tab/>
-      <w:t>2025-06-16</w:t>
+      <w:t>2025-06-17</w:t>
       <w:br/>
       <w:br/>
     </w:r>

--- a/tillsyn/A 29756-2023 tillsynsbegäran.docx
+++ b/tillsyn/A 29756-2023 tillsynsbegäran.docx
@@ -229,7 +229,7 @@
     <w:r>
       <w:tab/>
       <w:tab/>
-      <w:t>2025-06-17</w:t>
+      <w:t>2025-06-18</w:t>
       <w:br/>
       <w:br/>
     </w:r>

--- a/tillsyn/A 29756-2023 tillsynsbegäran.docx
+++ b/tillsyn/A 29756-2023 tillsynsbegäran.docx
@@ -229,7 +229,7 @@
     <w:r>
       <w:tab/>
       <w:tab/>
-      <w:t>2025-06-18</w:t>
+      <w:t>2025-06-19</w:t>
       <w:br/>
       <w:br/>
     </w:r>

--- a/tillsyn/A 29756-2023 tillsynsbegäran.docx
+++ b/tillsyn/A 29756-2023 tillsynsbegäran.docx
@@ -229,7 +229,7 @@
     <w:r>
       <w:tab/>
       <w:tab/>
-      <w:t>2025-06-19</w:t>
+      <w:t>2025-06-20</w:t>
       <w:br/>
       <w:br/>
     </w:r>

--- a/tillsyn/A 29756-2023 tillsynsbegäran.docx
+++ b/tillsyn/A 29756-2023 tillsynsbegäran.docx
@@ -229,7 +229,7 @@
     <w:r>
       <w:tab/>
       <w:tab/>
-      <w:t>2025-06-20</w:t>
+      <w:t>2025-06-21</w:t>
       <w:br/>
       <w:br/>
     </w:r>

--- a/tillsyn/A 29756-2023 tillsynsbegäran.docx
+++ b/tillsyn/A 29756-2023 tillsynsbegäran.docx
@@ -229,7 +229,7 @@
     <w:r>
       <w:tab/>
       <w:tab/>
-      <w:t>2025-06-21</w:t>
+      <w:t>2025-06-22</w:t>
       <w:br/>
       <w:br/>
     </w:r>

--- a/tillsyn/A 29756-2023 tillsynsbegäran.docx
+++ b/tillsyn/A 29756-2023 tillsynsbegäran.docx
@@ -229,7 +229,7 @@
     <w:r>
       <w:tab/>
       <w:tab/>
-      <w:t>2025-06-22</w:t>
+      <w:t>2025-06-23</w:t>
       <w:br/>
       <w:br/>
     </w:r>

--- a/tillsyn/A 29756-2023 tillsynsbegäran.docx
+++ b/tillsyn/A 29756-2023 tillsynsbegäran.docx
@@ -229,7 +229,7 @@
     <w:r>
       <w:tab/>
       <w:tab/>
-      <w:t>2025-06-23</w:t>
+      <w:t>2025-06-24</w:t>
       <w:br/>
       <w:br/>
     </w:r>

--- a/tillsyn/A 29756-2023 tillsynsbegäran.docx
+++ b/tillsyn/A 29756-2023 tillsynsbegäran.docx
@@ -229,7 +229,7 @@
     <w:r>
       <w:tab/>
       <w:tab/>
-      <w:t>2025-06-24</w:t>
+      <w:t>2025-06-25</w:t>
       <w:br/>
       <w:br/>
     </w:r>

--- a/tillsyn/A 29756-2023 tillsynsbegäran.docx
+++ b/tillsyn/A 29756-2023 tillsynsbegäran.docx
@@ -229,7 +229,7 @@
     <w:r>
       <w:tab/>
       <w:tab/>
-      <w:t>2025-06-25</w:t>
+      <w:t>2025-06-26</w:t>
       <w:br/>
       <w:br/>
     </w:r>

--- a/tillsyn/A 29756-2023 tillsynsbegäran.docx
+++ b/tillsyn/A 29756-2023 tillsynsbegäran.docx
@@ -229,7 +229,7 @@
     <w:r>
       <w:tab/>
       <w:tab/>
-      <w:t>2025-06-26</w:t>
+      <w:t>2025-06-27</w:t>
       <w:br/>
       <w:br/>
     </w:r>

--- a/tillsyn/A 29756-2023 tillsynsbegäran.docx
+++ b/tillsyn/A 29756-2023 tillsynsbegäran.docx
@@ -229,7 +229,7 @@
     <w:r>
       <w:tab/>
       <w:tab/>
-      <w:t>2025-06-27</w:t>
+      <w:t>2025-06-28</w:t>
       <w:br/>
       <w:br/>
     </w:r>

--- a/tillsyn/A 29756-2023 tillsynsbegäran.docx
+++ b/tillsyn/A 29756-2023 tillsynsbegäran.docx
@@ -229,7 +229,7 @@
     <w:r>
       <w:tab/>
       <w:tab/>
-      <w:t>2025-06-28</w:t>
+      <w:t>2025-06-29</w:t>
       <w:br/>
       <w:br/>
     </w:r>

--- a/tillsyn/A 29756-2023 tillsynsbegäran.docx
+++ b/tillsyn/A 29756-2023 tillsynsbegäran.docx
@@ -229,7 +229,7 @@
     <w:r>
       <w:tab/>
       <w:tab/>
-      <w:t>2025-06-29</w:t>
+      <w:t>2025-06-30</w:t>
       <w:br/>
       <w:br/>
     </w:r>

--- a/tillsyn/A 29756-2023 tillsynsbegäran.docx
+++ b/tillsyn/A 29756-2023 tillsynsbegäran.docx
@@ -229,7 +229,7 @@
     <w:r>
       <w:tab/>
       <w:tab/>
-      <w:t>2025-06-30</w:t>
+      <w:t>2025-07-01</w:t>
       <w:br/>
       <w:br/>
     </w:r>

--- a/tillsyn/A 29756-2023 tillsynsbegäran.docx
+++ b/tillsyn/A 29756-2023 tillsynsbegäran.docx
@@ -229,7 +229,7 @@
     <w:r>
       <w:tab/>
       <w:tab/>
-      <w:t>2025-07-01</w:t>
+      <w:t>2025-07-02</w:t>
       <w:br/>
       <w:br/>
     </w:r>

--- a/tillsyn/A 29756-2023 tillsynsbegäran.docx
+++ b/tillsyn/A 29756-2023 tillsynsbegäran.docx
@@ -229,7 +229,7 @@
     <w:r>
       <w:tab/>
       <w:tab/>
-      <w:t>2025-07-02</w:t>
+      <w:t>2025-07-03</w:t>
       <w:br/>
       <w:br/>
     </w:r>

--- a/tillsyn/A 29756-2023 tillsynsbegäran.docx
+++ b/tillsyn/A 29756-2023 tillsynsbegäran.docx
@@ -229,7 +229,7 @@
     <w:r>
       <w:tab/>
       <w:tab/>
-      <w:t>2025-07-03</w:t>
+      <w:t>2025-07-04</w:t>
       <w:br/>
       <w:br/>
     </w:r>

--- a/tillsyn/A 29756-2023 tillsynsbegäran.docx
+++ b/tillsyn/A 29756-2023 tillsynsbegäran.docx
@@ -229,7 +229,7 @@
     <w:r>
       <w:tab/>
       <w:tab/>
-      <w:t>2025-07-04</w:t>
+      <w:t>2025-07-05</w:t>
       <w:br/>
       <w:br/>
     </w:r>

--- a/tillsyn/A 29756-2023 tillsynsbegäran.docx
+++ b/tillsyn/A 29756-2023 tillsynsbegäran.docx
@@ -229,7 +229,7 @@
     <w:r>
       <w:tab/>
       <w:tab/>
-      <w:t>2025-07-05</w:t>
+      <w:t>2025-07-06</w:t>
       <w:br/>
       <w:br/>
     </w:r>

--- a/tillsyn/A 29756-2023 tillsynsbegäran.docx
+++ b/tillsyn/A 29756-2023 tillsynsbegäran.docx
@@ -229,7 +229,7 @@
     <w:r>
       <w:tab/>
       <w:tab/>
-      <w:t>2025-07-06</w:t>
+      <w:t>2025-07-07</w:t>
       <w:br/>
       <w:br/>
     </w:r>

--- a/tillsyn/A 29756-2023 tillsynsbegäran.docx
+++ b/tillsyn/A 29756-2023 tillsynsbegäran.docx
@@ -229,7 +229,7 @@
     <w:r>
       <w:tab/>
       <w:tab/>
-      <w:t>2025-07-07</w:t>
+      <w:t>2025-07-08</w:t>
       <w:br/>
       <w:br/>
     </w:r>

--- a/tillsyn/A 29756-2023 tillsynsbegäran.docx
+++ b/tillsyn/A 29756-2023 tillsynsbegäran.docx
@@ -229,7 +229,7 @@
     <w:r>
       <w:tab/>
       <w:tab/>
-      <w:t>2025-07-08</w:t>
+      <w:t>2025-07-09</w:t>
       <w:br/>
       <w:br/>
     </w:r>

--- a/tillsyn/A 29756-2023 tillsynsbegäran.docx
+++ b/tillsyn/A 29756-2023 tillsynsbegäran.docx
@@ -229,7 +229,7 @@
     <w:r>
       <w:tab/>
       <w:tab/>
-      <w:t>2025-07-09</w:t>
+      <w:t>2025-07-11</w:t>
       <w:br/>
       <w:br/>
     </w:r>

--- a/tillsyn/A 29756-2023 tillsynsbegäran.docx
+++ b/tillsyn/A 29756-2023 tillsynsbegäran.docx
@@ -229,7 +229,7 @@
     <w:r>
       <w:tab/>
       <w:tab/>
-      <w:t>2025-07-11</w:t>
+      <w:t>2025-07-12</w:t>
       <w:br/>
       <w:br/>
     </w:r>

--- a/tillsyn/A 29756-2023 tillsynsbegäran.docx
+++ b/tillsyn/A 29756-2023 tillsynsbegäran.docx
@@ -229,7 +229,7 @@
     <w:r>
       <w:tab/>
       <w:tab/>
-      <w:t>2025-07-12</w:t>
+      <w:t>2025-07-13</w:t>
       <w:br/>
       <w:br/>
     </w:r>

--- a/tillsyn/A 29756-2023 tillsynsbegäran.docx
+++ b/tillsyn/A 29756-2023 tillsynsbegäran.docx
@@ -229,7 +229,7 @@
     <w:r>
       <w:tab/>
       <w:tab/>
-      <w:t>2025-07-13</w:t>
+      <w:t>2025-07-14</w:t>
       <w:br/>
       <w:br/>
     </w:r>

--- a/tillsyn/A 29756-2023 tillsynsbegäran.docx
+++ b/tillsyn/A 29756-2023 tillsynsbegäran.docx
@@ -229,7 +229,7 @@
     <w:r>
       <w:tab/>
       <w:tab/>
-      <w:t>2025-08-06</w:t>
+      <w:t>2025-08-09</w:t>
       <w:br/>
       <w:br/>
     </w:r>
